--- a/GitHub Lab/Github Assignment.docx
+++ b/GitHub Lab/Github Assignment.docx
@@ -4,19 +4,281 @@
   <w:body>
     <w:p>
       <w:pPr>
-        <w:pStyle w:val="Heading1"/>
+        <w:rPr>
+          <w:rFonts w:ascii="Arial" w:hAnsi="Arial" w:cs="Arial"/>
+          <w:iCs/>
+        </w:rPr>
+      </w:pPr>
+    </w:p>
+    <w:p>
+      <w:pPr>
+        <w:spacing w:line="259" w:lineRule="auto"/>
+        <w:jc w:val="both"/>
+        <w:rPr>
+          <w:rFonts w:ascii="Arial" w:eastAsia="Times New Roman" w:hAnsi="Arial" w:cs="Arial"/>
+          <w:kern w:val="0"/>
+          <w:sz w:val="72"/>
+          <w:szCs w:val="22"/>
+          <w14:ligatures w14:val="none"/>
+        </w:rPr>
+      </w:pPr>
+    </w:p>
+    <w:p>
+      <w:pPr>
+        <w:spacing w:line="259" w:lineRule="auto"/>
+        <w:jc w:val="both"/>
+        <w:rPr>
+          <w:rFonts w:ascii="Arial" w:eastAsia="Times New Roman" w:hAnsi="Arial" w:cs="Arial"/>
+          <w:kern w:val="0"/>
+          <w:sz w:val="72"/>
+          <w:szCs w:val="22"/>
+          <w14:ligatures w14:val="none"/>
+        </w:rPr>
+      </w:pPr>
+    </w:p>
+    <w:p>
+      <w:pPr>
+        <w:spacing w:line="259" w:lineRule="auto"/>
+        <w:jc w:val="both"/>
+        <w:rPr>
+          <w:rFonts w:ascii="Arial" w:eastAsia="Times New Roman" w:hAnsi="Arial" w:cs="Arial"/>
+          <w:kern w:val="0"/>
+          <w:sz w:val="72"/>
+          <w:szCs w:val="22"/>
+          <w14:ligatures w14:val="none"/>
+        </w:rPr>
+      </w:pPr>
+    </w:p>
+    <w:p>
+      <w:pPr>
+        <w:spacing w:line="259" w:lineRule="auto"/>
+        <w:jc w:val="both"/>
+        <w:rPr>
+          <w:rFonts w:ascii="Arial" w:eastAsia="Times New Roman" w:hAnsi="Arial" w:cs="Arial"/>
+          <w:kern w:val="0"/>
+          <w:sz w:val="72"/>
+          <w:szCs w:val="22"/>
+          <w14:ligatures w14:val="none"/>
+        </w:rPr>
+      </w:pPr>
+    </w:p>
+    <w:p>
+      <w:pPr>
+        <w:pBdr>
+          <w:top w:val="single" w:sz="4" w:space="10" w:color="5B9BD5"/>
+          <w:bottom w:val="single" w:sz="4" w:space="10" w:color="5B9BD5"/>
+        </w:pBdr>
+        <w:spacing w:before="360" w:after="360" w:line="259" w:lineRule="auto"/>
+        <w:ind w:left="864" w:right="864"/>
+        <w:jc w:val="center"/>
+        <w:rPr>
+          <w:rFonts w:ascii="Arial" w:eastAsia="Times New Roman" w:hAnsi="Arial" w:cs="Arial"/>
+          <w:iCs/>
+          <w:color w:val="000000"/>
+          <w:kern w:val="0"/>
+          <w:sz w:val="40"/>
+          <w:szCs w:val="8"/>
+          <w14:ligatures w14:val="none"/>
+        </w:rPr>
+      </w:pPr>
+      <w:r>
+        <w:rPr>
+          <w:rFonts w:ascii="Arial" w:eastAsia="Times New Roman" w:hAnsi="Arial" w:cs="Arial"/>
+          <w:iCs/>
+          <w:color w:val="000000"/>
+          <w:kern w:val="0"/>
+          <w:sz w:val="40"/>
+          <w:szCs w:val="8"/>
+          <w14:ligatures w14:val="none"/>
+        </w:rPr>
+        <w:t xml:space="preserve">Introduction to DevOps – </w:t>
+      </w:r>
+      <w:r>
+        <w:rPr>
+          <w:rFonts w:ascii="Arial" w:eastAsia="Times New Roman" w:hAnsi="Arial" w:cs="Arial"/>
+          <w:iCs/>
+          <w:color w:val="000000"/>
+          <w:kern w:val="0"/>
+          <w:sz w:val="40"/>
+          <w:szCs w:val="8"/>
+          <w14:ligatures w14:val="none"/>
+        </w:rPr>
+        <w:t>Git</w:t>
+      </w:r>
+      <w:r>
+        <w:rPr>
+          <w:rFonts w:ascii="Arial" w:eastAsia="Times New Roman" w:hAnsi="Arial" w:cs="Arial"/>
+          <w:iCs/>
+          <w:color w:val="000000"/>
+          <w:kern w:val="0"/>
+          <w:sz w:val="40"/>
+          <w:szCs w:val="8"/>
+          <w14:ligatures w14:val="none"/>
+        </w:rPr>
+        <w:t xml:space="preserve"> lab</w:t>
+      </w:r>
+    </w:p>
+    <w:p>
+      <w:pPr>
+        <w:spacing w:line="259" w:lineRule="auto"/>
+        <w:jc w:val="both"/>
+        <w:rPr>
+          <w:rFonts w:ascii="Arial" w:eastAsia="Times New Roman" w:hAnsi="Arial" w:cs="Arial"/>
+          <w:kern w:val="0"/>
+          <w:sz w:val="106"/>
+          <w:szCs w:val="22"/>
+          <w14:ligatures w14:val="none"/>
+        </w:rPr>
+      </w:pPr>
+    </w:p>
+    <w:p>
+      <w:pPr>
+        <w:tabs>
+          <w:tab w:val="left" w:pos="6885"/>
+        </w:tabs>
+        <w:spacing w:line="259" w:lineRule="auto"/>
+        <w:jc w:val="both"/>
+        <w:rPr>
+          <w:rFonts w:ascii="Arial" w:eastAsia="Times New Roman" w:hAnsi="Arial" w:cs="Arial"/>
+          <w:kern w:val="0"/>
+          <w:sz w:val="106"/>
+          <w:szCs w:val="22"/>
+          <w14:ligatures w14:val="none"/>
+        </w:rPr>
+      </w:pPr>
+    </w:p>
+    <w:p>
+      <w:pPr>
+        <w:tabs>
+          <w:tab w:val="left" w:pos="6885"/>
+        </w:tabs>
+        <w:spacing w:line="259" w:lineRule="auto"/>
+        <w:jc w:val="both"/>
+        <w:rPr>
+          <w:rFonts w:ascii="Arial" w:eastAsia="Times New Roman" w:hAnsi="Arial" w:cs="Arial"/>
+          <w:kern w:val="0"/>
+          <w:sz w:val="48"/>
+          <w:szCs w:val="48"/>
+          <w14:ligatures w14:val="none"/>
+        </w:rPr>
+      </w:pPr>
+    </w:p>
+    <w:p>
+      <w:pPr>
+        <w:tabs>
+          <w:tab w:val="left" w:pos="6885"/>
+        </w:tabs>
+        <w:spacing w:line="259" w:lineRule="auto"/>
+        <w:jc w:val="both"/>
+        <w:rPr>
+          <w:rFonts w:ascii="Arial" w:eastAsia="Times New Roman" w:hAnsi="Arial" w:cs="Arial"/>
+          <w:kern w:val="0"/>
+          <w:sz w:val="48"/>
+          <w:szCs w:val="48"/>
+          <w14:ligatures w14:val="none"/>
+        </w:rPr>
+      </w:pPr>
+    </w:p>
+    <w:p>
+      <w:pPr>
+        <w:tabs>
+          <w:tab w:val="left" w:pos="6885"/>
+        </w:tabs>
+        <w:spacing w:line="259" w:lineRule="auto"/>
+        <w:jc w:val="both"/>
+        <w:rPr>
+          <w:rFonts w:ascii="Arial" w:eastAsia="Times New Roman" w:hAnsi="Arial" w:cs="Arial"/>
+          <w:kern w:val="0"/>
+          <w14:ligatures w14:val="none"/>
+        </w:rPr>
+      </w:pPr>
+      <w:r>
+        <w:rPr>
+          <w:rFonts w:ascii="Arial" w:eastAsia="Times New Roman" w:hAnsi="Arial" w:cs="Arial"/>
+          <w:kern w:val="0"/>
+          <w14:ligatures w14:val="none"/>
+        </w:rPr>
+        <w:t>By</w:t>
+      </w:r>
+    </w:p>
+    <w:p>
+      <w:pPr>
+        <w:tabs>
+          <w:tab w:val="left" w:pos="6885"/>
+        </w:tabs>
+        <w:spacing w:line="259" w:lineRule="auto"/>
+        <w:jc w:val="both"/>
+        <w:rPr>
+          <w:rFonts w:ascii="Arial" w:eastAsia="Times New Roman" w:hAnsi="Arial" w:cs="Arial"/>
+          <w:kern w:val="0"/>
+          <w14:ligatures w14:val="none"/>
+        </w:rPr>
+      </w:pPr>
+      <w:r>
+        <w:rPr>
+          <w:rFonts w:ascii="Arial" w:eastAsia="Times New Roman" w:hAnsi="Arial" w:cs="Arial"/>
+          <w:kern w:val="0"/>
+          <w14:ligatures w14:val="none"/>
+        </w:rPr>
+        <w:t>Muhammad Mujeeb Ur Rehman 2112345 – Sec A</w:t>
+      </w:r>
+    </w:p>
+    <w:p>
+      <w:pPr>
+        <w:tabs>
+          <w:tab w:val="left" w:pos="6885"/>
+        </w:tabs>
+        <w:spacing w:line="259" w:lineRule="auto"/>
+        <w:jc w:val="both"/>
+        <w:rPr>
+          <w:rFonts w:ascii="Arial" w:eastAsia="Times New Roman" w:hAnsi="Arial" w:cs="Arial"/>
+          <w:kern w:val="0"/>
+          <w14:ligatures w14:val="none"/>
+        </w:rPr>
+      </w:pPr>
+      <w:r>
+        <w:rPr>
+          <w:rFonts w:ascii="Arial" w:eastAsia="Times New Roman" w:hAnsi="Arial" w:cs="Arial"/>
+          <w:kern w:val="0"/>
+          <w14:ligatures w14:val="none"/>
+        </w:rPr>
+        <w:t xml:space="preserve">Syed Hassan Rizwan 2112238 – Sec </w:t>
+      </w:r>
+      <w:r>
+        <w:rPr>
+          <w:rFonts w:ascii="Arial" w:eastAsia="Times New Roman" w:hAnsi="Arial" w:cs="Arial"/>
+          <w:kern w:val="0"/>
+          <w14:ligatures w14:val="none"/>
+        </w:rPr>
+        <w:t>A</w:t>
+      </w:r>
+    </w:p>
+    <w:p>
+      <w:r>
         <w:rPr>
           <w:color w:val="000000" w:themeColor="text1"/>
           <w:sz w:val="36"/>
           <w:szCs w:val="36"/>
         </w:rPr>
-      </w:pPr>
-      <w:r>
+        <w:br w:type="page"/>
+      </w:r>
+    </w:p>
+    <w:p>
+      <w:pPr>
+        <w:pStyle w:val="Heading1"/>
         <w:rPr>
           <w:color w:val="000000" w:themeColor="text1"/>
           <w:sz w:val="36"/>
           <w:szCs w:val="36"/>
         </w:rPr>
+      </w:pPr>
+      <w:r>
+        <w:rPr>
+          <w:color w:val="000000" w:themeColor="text1"/>
+          <w:sz w:val="36"/>
+          <w:szCs w:val="36"/>
+        </w:rPr>
+        <w:lastRenderedPageBreak/>
         <w:t>Initial Setup Steps</w:t>
       </w:r>
     </w:p>
@@ -88,7 +350,6 @@
         </w:drawing>
       </w:r>
     </w:p>
-    <w:p/>
     <w:p>
       <w:r>
         <w:t xml:space="preserve">Step 1: </w:t>
@@ -154,14 +415,6 @@
           <w:szCs w:val="22"/>
         </w:rPr>
       </w:pPr>
-    </w:p>
-    <w:p>
-      <w:pPr>
-        <w:rPr>
-          <w:sz w:val="22"/>
-          <w:szCs w:val="22"/>
-        </w:rPr>
-      </w:pPr>
       <w:r>
         <w:rPr>
           <w:sz w:val="22"/>
@@ -194,7 +447,23 @@
           <w:sz w:val="22"/>
           <w:szCs w:val="22"/>
         </w:rPr>
-        <w:t>Generating an ssh key</w:t>
+        <w:t xml:space="preserve">Generating </w:t>
+      </w:r>
+      <w:proofErr w:type="gramStart"/>
+      <w:r>
+        <w:rPr>
+          <w:sz w:val="22"/>
+          <w:szCs w:val="22"/>
+        </w:rPr>
+        <w:t>an</w:t>
+      </w:r>
+      <w:proofErr w:type="gramEnd"/>
+      <w:r>
+        <w:rPr>
+          <w:sz w:val="22"/>
+          <w:szCs w:val="22"/>
+        </w:rPr>
+        <w:t xml:space="preserve"> ssh key</w:t>
       </w:r>
     </w:p>
     <w:p>
@@ -211,7 +480,6 @@
           <w:sz w:val="22"/>
           <w:szCs w:val="22"/>
         </w:rPr>
-        <w:lastRenderedPageBreak/>
         <w:drawing>
           <wp:inline distT="0" distB="0" distL="0" distR="0" wp14:anchorId="2787711E" wp14:editId="1ABA028F">
             <wp:extent cx="5943600" cy="3299460"/>
@@ -491,21 +759,6 @@
     </w:p>
     <w:p>
       <w:pPr>
-        <w:rPr>
-          <w:sz w:val="22"/>
-          <w:szCs w:val="22"/>
-        </w:rPr>
-      </w:pPr>
-      <w:r>
-        <w:rPr>
-          <w:sz w:val="22"/>
-          <w:szCs w:val="22"/>
-        </w:rPr>
-        <w:br w:type="page"/>
-      </w:r>
-    </w:p>
-    <w:p>
-      <w:pPr>
         <w:pStyle w:val="ListParagraph"/>
         <w:rPr>
           <w:sz w:val="22"/>
@@ -745,6 +998,9 @@
         <w:spacing w:after="0"/>
       </w:pPr>
       <w:r>
+        <w:rPr>
+          <w:noProof/>
+        </w:rPr>
         <w:drawing>
           <wp:inline distT="0" distB="0" distL="0" distR="0" wp14:anchorId="39180A46" wp14:editId="1F3EF04B">
             <wp:extent cx="5943600" cy="1518920"/>
@@ -803,6 +1059,9 @@
         <w:spacing w:after="0"/>
       </w:pPr>
       <w:r>
+        <w:rPr>
+          <w:noProof/>
+        </w:rPr>
         <w:drawing>
           <wp:inline distT="0" distB="0" distL="0" distR="0" wp14:anchorId="7981BF68" wp14:editId="425B7F08">
             <wp:extent cx="5943600" cy="1376045"/>
@@ -861,6 +1120,9 @@
         <w:spacing w:after="0"/>
       </w:pPr>
       <w:r>
+        <w:rPr>
+          <w:noProof/>
+        </w:rPr>
         <w:drawing>
           <wp:inline distT="0" distB="0" distL="0" distR="0" wp14:anchorId="3066CDFF" wp14:editId="7D73A0CD">
             <wp:extent cx="5943600" cy="2012315"/>
@@ -919,6 +1181,9 @@
         <w:spacing w:after="0"/>
       </w:pPr>
       <w:r>
+        <w:rPr>
+          <w:noProof/>
+        </w:rPr>
         <w:drawing>
           <wp:inline distT="0" distB="0" distL="0" distR="0" wp14:anchorId="13F5B53E" wp14:editId="7BB78B89">
             <wp:extent cx="5943600" cy="1097915"/>
@@ -1022,6 +1287,9 @@
         <w:spacing w:after="0"/>
       </w:pPr>
       <w:r>
+        <w:rPr>
+          <w:noProof/>
+        </w:rPr>
         <w:drawing>
           <wp:inline distT="0" distB="0" distL="0" distR="0" wp14:anchorId="231F62C3" wp14:editId="705762D6">
             <wp:extent cx="5943600" cy="2856230"/>
@@ -1080,6 +1348,9 @@
         <w:spacing w:after="0"/>
       </w:pPr>
       <w:r>
+        <w:rPr>
+          <w:noProof/>
+        </w:rPr>
         <w:drawing>
           <wp:inline distT="0" distB="0" distL="0" distR="0" wp14:anchorId="07CD2DCE" wp14:editId="56E2F396">
             <wp:extent cx="5943600" cy="2876550"/>
@@ -1122,6 +1393,9 @@
         <w:spacing w:after="0"/>
       </w:pPr>
       <w:r>
+        <w:rPr>
+          <w:noProof/>
+        </w:rPr>
         <w:drawing>
           <wp:inline distT="0" distB="0" distL="0" distR="0" wp14:anchorId="58255B00" wp14:editId="707D79CA">
             <wp:extent cx="5943600" cy="2867025"/>
@@ -1180,6 +1454,9 @@
         <w:spacing w:after="0"/>
       </w:pPr>
       <w:r>
+        <w:rPr>
+          <w:noProof/>
+        </w:rPr>
         <w:drawing>
           <wp:inline distT="0" distB="0" distL="0" distR="0" wp14:anchorId="1C063B05" wp14:editId="09F4541A">
             <wp:extent cx="5943600" cy="1336040"/>
@@ -1226,8 +1503,13 @@
       <w:pPr>
         <w:spacing w:after="0"/>
       </w:pPr>
-      <w:r>
-        <w:t xml:space="preserve">Github Repo: </w:t>
+      <w:proofErr w:type="spellStart"/>
+      <w:r>
+        <w:t>Github</w:t>
+      </w:r>
+      <w:proofErr w:type="spellEnd"/>
+      <w:r>
+        <w:t xml:space="preserve"> Repo: </w:t>
       </w:r>
       <w:r>
         <w:t>https://github.com/mujeeb2003/git-practice.git</w:t>
